--- a/Volume 1/Chapter 04 - Databases/SPA_Vol1_Ch4_Lesson4_8_DELETE.docx
+++ b/Volume 1/Chapter 04 - Databases/SPA_Vol1_Ch4_Lesson4_8_DELETE.docx
@@ -180,7 +180,7 @@
         <w:pStyle w:val="ListBullet"/>
       </w:pPr>
       <w:r>
-        <w:t>The id is sent as a parameter, like every value since Lesson 4.5, even though it is a number. In the Chapter 4 project the id comes from what the user types, and a value joined into SQL text can change the statement. Remember, values travel apart from the SQL, so no value can change it.</w:t>
+        <w:t>The id is sent as a parameter, like every value since Lesson 4.5, even though it is a number. In the Chapter 4 project the id comes from what the user types, and a value joined into SQL text can change the statement. Remember, a parameter is only ever a value (Lesson 4.5): C, C++, Go, and mysql2's execute send it apart from the SQL, and Python's and C#'s connectors write it into the SQL text themselves, quoted and escaped. Either way, no value can change the statement.</w:t>
       </w:r>
     </w:p>
     <w:p>
@@ -196,6 +196,7 @@
         <w:pStyle w:val="ListBullet"/>
       </w:pPr>
       <w:r>
+        <w:lastRenderedPageBreak/>
         <w:t>A count of 0 is not an error. A DELETE whose WHERE matches no row runs successfully and removes nothing; the server reports no problem. The count is the only sign that the contact was not there, so the program must read it and say so, instead of announcing a deletion that never happened.</w:t>
       </w:r>
     </w:p>
@@ -204,521 +205,521 @@
         <w:pStyle w:val="ListBullet"/>
       </w:pPr>
       <w:r>
+        <w:t>Verify by reading back. After the deletes, the program runs Lesson 4.6's SELECT ... ORDER BY id and prints every contact: the deleted one is missing, and the others are unchanged. That proves the WHERE clause removed the row it was meant to, and only that row.</w:t>
+      </w:r>
+    </w:p>
+    <w:p>
+      <w:pPr>
+        <w:pStyle w:val="ListBullet"/>
+      </w:pPr>
+      <w:r>
+        <w:t>Ids are not reused. Remember, AUTO_INCREMENT numbers new rows, and a deleted row's number is not given out again (Lesson 4.4). After contact 4 is deleted, the next contact inserted gets id 5, not 4; the Workbook Exercise shows it. This is on purpose: an id may still be written somewhere else, in a log line, a saved link, or another table such as Lesson 4.11's groups, and reusing it would make those old references point at a different contact. Gaps in the ids are normal; never renumber them.</w:t>
+      </w:r>
+    </w:p>
+    <w:p>
+      <w:pPr>
+        <w:pStyle w:val="ListBullet"/>
+      </w:pPr>
+      <w:r>
+        <w:t>Every Build and Run block in this lesson starts by running its own language's reset file again, because each run deletes contact 4. Remember, the reset puts the lesson table in a known state; the Chapter 4 project keeps its own data and never resets it.</w:t>
+      </w:r>
+    </w:p>
+    <w:p>
+      <w:pPr>
+        <w:pStyle w:val="ListBullet"/>
+      </w:pPr>
+      <w:r>
+        <w:t>Remember, connect_database (connectDatabase, ConnectDatabase) is Lesson 4.2's, given the password and the database; the Production-Minded programs report failures in Lesson 2.11's style, and main adds them up as in Lesson 4.5.</w:t>
+      </w:r>
+    </w:p>
+    <w:p>
+      <w:pPr>
+        <w:keepNext/>
+      </w:pPr>
+    </w:p>
+    <w:p>
+      <w:pPr>
+        <w:keepNext/>
+      </w:pPr>
+      <w:r>
+        <w:t>The danger of a DELETE without WHERE, explained here and never run in this lesson:</w:t>
+      </w:r>
+    </w:p>
+    <w:p>
+      <w:pPr>
+        <w:keepNext/>
+      </w:pPr>
+    </w:p>
+    <w:p>
+      <w:pPr>
+        <w:pStyle w:val="RequiredOutput"/>
+      </w:pPr>
+      <w:r>
+        <w:t>DELETE FROM contacts_c</w:t>
+      </w:r>
+    </w:p>
+    <w:p>
+      <w:pPr>
+        <w:keepNext/>
+      </w:pPr>
+    </w:p>
+    <w:p>
+      <w:pPr>
+        <w:pStyle w:val="ListBullet"/>
+      </w:pPr>
+      <w:r>
+        <w:t>Without WHERE, the condition is true for every row, so this statement deletes every contact in the table. The server does not ask whether you are sure, and with autocommit there is no undo: the rows are gone the moment it runs. Lesson 4.13's transactions give a way back only while a transaction is still open.</w:t>
+      </w:r>
+    </w:p>
+    <w:p>
+      <w:pPr>
+        <w:pStyle w:val="ListBullet"/>
+      </w:pPr>
+      <w:r>
+        <w:t>It is a complete, valid statement, so nothing warns you. The usual cause is a WHERE clause lost while editing, or a statement run before its WHERE was typed. Write the WHERE clause first, check the count afterwards (a count of 3 where you expected 1 means something is wrong), and keep a backup of data you care about.</w:t>
+      </w:r>
+    </w:p>
+    <w:p>
+      <w:pPr>
+        <w:pStyle w:val="ListBullet"/>
+      </w:pPr>
+      <w:r>
+        <w:t>The mysql client has an option, --safe-updates, that refuses a DELETE or UPDATE unless its WHERE clause uses a key such as id, or it has a LIMIT, so a missing WHERE is refused instead of run. It protects only that client, not your programs.</w:t>
+      </w:r>
+    </w:p>
+    <w:p>
+      <w:pPr>
+        <w:pStyle w:val="ListBullet"/>
+      </w:pPr>
+      <w:r>
+        <w:t>A WHERE on a column that is not unique can also delete more than you meant: WHERE name = 'Ada Lovelace' deletes every contact with that name. Delete by the primary key, or by a UNIQUE column such as email (the Challenge).</w:t>
+      </w:r>
+    </w:p>
+    <w:p>
+      <w:pPr>
+        <w:pStyle w:val="ListBullet"/>
+      </w:pPr>
+      <w:r>
+        <w:t>You will also meet TRUNCATE TABLE contacts_c, which empties a table faster than a DELETE without WHERE and starts the ids at 1 again. It belongs in setup scripts, never in application code. Some applications never DELETE at all: they mark a row as deleted in an extra column and hide it from lists, so it can be restored. That design is beyond this chapter; this lesson deletes for real.</w:t>
+      </w:r>
+    </w:p>
+    <w:p>
+      <w:pPr>
+        <w:keepNext/>
+      </w:pPr>
+    </w:p>
+    <w:p>
+      <w:pPr>
+        <w:keepNext/>
+      </w:pPr>
+      <w:r>
+        <w:t>How each language sends the id:</w:t>
+      </w:r>
+    </w:p>
+    <w:p>
+      <w:pPr>
+        <w:keepNext/>
+      </w:pPr>
+    </w:p>
+    <w:p>
+      <w:pPr>
+        <w:pStyle w:val="RequiredOutput"/>
+        <w:keepNext/>
+      </w:pPr>
+      <w:r>
+        <w:t>Language    The placeholder  How the id is sent</w:t>
+      </w:r>
+    </w:p>
+    <w:p>
+      <w:pPr>
+        <w:pStyle w:val="RequiredOutput"/>
+        <w:keepNext/>
+      </w:pPr>
+      <w:r>
+        <w:t>C           ?                MYSQL_BIND, MYSQL_TYPE_LONG, &amp;id</w:t>
+      </w:r>
+    </w:p>
+    <w:p>
+      <w:pPr>
+        <w:pStyle w:val="RequiredOutput"/>
+        <w:keepNext/>
+      </w:pPr>
+      <w:r>
+        <w:t>C++         ?                remove-&gt;setInt(1, id)</w:t>
+      </w:r>
+    </w:p>
+    <w:p>
+      <w:pPr>
+        <w:pStyle w:val="RequiredOutput"/>
+        <w:keepNext/>
+      </w:pPr>
+      <w:r>
+        <w:t>C#          @id              AddWithValue("@id", id)</w:t>
+      </w:r>
+    </w:p>
+    <w:p>
+      <w:pPr>
+        <w:pStyle w:val="RequiredOutput"/>
+        <w:keepNext/>
+      </w:pPr>
+      <w:r>
+        <w:t>Go          ?                database.Exec(sql, id)</w:t>
+      </w:r>
+    </w:p>
+    <w:p>
+      <w:pPr>
+        <w:pStyle w:val="RequiredOutput"/>
+        <w:keepNext/>
+      </w:pPr>
+      <w:r>
+        <w:t>Python      %s               cursor.execute(sql, (contact_id,))</w:t>
+      </w:r>
+    </w:p>
+    <w:p>
+      <w:pPr>
+        <w:pStyle w:val="RequiredOutput"/>
+      </w:pPr>
+      <w:r>
+        <w:t>TypeScript  ?                connection.execute(sql, [id])</w:t>
+      </w:r>
+    </w:p>
+    <w:p>
+      <w:pPr>
+        <w:keepNext/>
+      </w:pPr>
+    </w:p>
+    <w:p>
+      <w:pPr>
+        <w:keepNext/>
+      </w:pPr>
+      <w:r>
+        <w:t>How each language reads the count:</w:t>
+      </w:r>
+    </w:p>
+    <w:p>
+      <w:pPr>
+        <w:keepNext/>
+      </w:pPr>
+    </w:p>
+    <w:p>
+      <w:pPr>
+        <w:pStyle w:val="RequiredOutput"/>
+        <w:keepNext/>
+      </w:pPr>
+      <w:r>
+        <w:t>Language    The number of rows the DELETE removed</w:t>
+      </w:r>
+    </w:p>
+    <w:p>
+      <w:pPr>
+        <w:pStyle w:val="RequiredOutput"/>
+        <w:keepNext/>
+      </w:pPr>
+      <w:r>
+        <w:t>C           mysql_stmt_affected_rows(statement)</w:t>
+      </w:r>
+    </w:p>
+    <w:p>
+      <w:pPr>
+        <w:pStyle w:val="RequiredOutput"/>
+        <w:keepNext/>
+      </w:pPr>
+      <w:r>
+        <w:t>C++         the int that executeUpdate() returns</w:t>
+      </w:r>
+    </w:p>
+    <w:p>
+      <w:pPr>
+        <w:pStyle w:val="RequiredOutput"/>
+        <w:keepNext/>
+      </w:pPr>
+      <w:r>
+        <w:t>C#          the int that ExecuteNonQuery() returns</w:t>
+      </w:r>
+    </w:p>
+    <w:p>
+      <w:pPr>
+        <w:pStyle w:val="RequiredOutput"/>
+        <w:keepNext/>
+      </w:pPr>
+      <w:r>
+        <w:t>Go          outcome.RowsAffected(), an int64, with an error value</w:t>
+      </w:r>
+    </w:p>
+    <w:p>
+      <w:pPr>
+        <w:pStyle w:val="RequiredOutput"/>
+        <w:keepNext/>
+      </w:pPr>
+      <w:r>
+        <w:t>Python      cursor.rowcount</w:t>
+      </w:r>
+    </w:p>
+    <w:p>
+      <w:pPr>
+        <w:pStyle w:val="RequiredOutput"/>
+      </w:pPr>
+      <w:r>
+        <w:t>TypeScript  answer[0].affectedRows</w:t>
+      </w:r>
+    </w:p>
+    <w:p>
+      <w:pPr>
+        <w:keepNext/>
+      </w:pPr>
+    </w:p>
+    <w:p>
+      <w:pPr>
+        <w:keepNext/>
+      </w:pPr>
+      <w:r>
+        <w:t>How each connection asks for Lesson 4.7's rows-matched count, repeated here:</w:t>
+      </w:r>
+    </w:p>
+    <w:p>
+      <w:pPr>
+        <w:keepNext/>
+      </w:pPr>
+    </w:p>
+    <w:p>
+      <w:pPr>
+        <w:pStyle w:val="RequiredOutput"/>
+        <w:keepNext/>
+      </w:pPr>
+      <w:r>
+        <w:t>Language    The rows-matched setting</w:t>
+      </w:r>
+    </w:p>
+    <w:p>
+      <w:pPr>
+        <w:pStyle w:val="RequiredOutput"/>
+        <w:keepNext/>
+      </w:pPr>
+      <w:r>
+        <w:t>C           CLIENT_FOUND_ROWS, mysql_real_connect's last argument</w:t>
+      </w:r>
+    </w:p>
+    <w:p>
+      <w:pPr>
+        <w:pStyle w:val="RequiredOutput"/>
+        <w:keepNext/>
+      </w:pPr>
+      <w:r>
+        <w:t>C++         options["CLIENT_FOUND_ROWS"] = true</w:t>
+      </w:r>
+    </w:p>
+    <w:p>
+      <w:pPr>
+        <w:pStyle w:val="RequiredOutput"/>
+        <w:keepNext/>
+      </w:pPr>
+      <w:r>
+        <w:t>C#          settings.UseAffectedRows = false</w:t>
+      </w:r>
+    </w:p>
+    <w:p>
+      <w:pPr>
+        <w:pStyle w:val="RequiredOutput"/>
+        <w:keepNext/>
+      </w:pPr>
+      <w:r>
+        <w:t>Go          config.ClientFoundRows = true</w:t>
+      </w:r>
+    </w:p>
+    <w:p>
+      <w:pPr>
+        <w:pStyle w:val="RequiredOutput"/>
+        <w:keepNext/>
+      </w:pPr>
+      <w:r>
+        <w:t>Python      client_flags=[ClientFlag.FOUND_ROWS]</w:t>
+      </w:r>
+    </w:p>
+    <w:p>
+      <w:pPr>
+        <w:pStyle w:val="RequiredOutput"/>
+      </w:pPr>
+      <w:r>
+        <w:t>TypeScript  flags: ["FOUND_ROWS"]</w:t>
+      </w:r>
+    </w:p>
+    <w:p>
+      <w:pPr>
+        <w:keepNext/>
+      </w:pPr>
+    </w:p>
+    <w:p>
+      <w:pPr>
+        <w:keepNext/>
+      </w:pPr>
+    </w:p>
+    <w:p>
+      <w:pPr>
+        <w:keepNext/>
+      </w:pPr>
+    </w:p>
+    <w:p>
+      <w:pPr>
+        <w:pStyle w:val="Heading1"/>
+      </w:pPr>
+      <w:r>
+        <w:t>Workflows</w:t>
+      </w:r>
+    </w:p>
+    <w:p>
+      <w:pPr>
+        <w:pStyle w:val="WorkflowText"/>
+        <w:keepNext/>
+      </w:pPr>
+      <w:r>
+        <w:t>Setup: Reset the Language's Table to Four Known Rows (Contact 4 Is the Test Contact)</w:t>
+      </w:r>
+    </w:p>
+    <w:p>
+      <w:pPr>
+        <w:pStyle w:val="WorkflowText"/>
+        <w:keepNext/>
+      </w:pPr>
+      <w:r>
+        <w:t>↓</w:t>
+      </w:r>
+    </w:p>
+    <w:p>
+      <w:pPr>
+        <w:pStyle w:val="WorkflowText"/>
+        <w:keepNext/>
+      </w:pPr>
+      <w:r>
+        <w:t>Connect to spa_contacts as devuser (Lesson 4.2, Rows Matched as in Lesson 4.7)</w:t>
+      </w:r>
+    </w:p>
+    <w:p>
+      <w:pPr>
+        <w:pStyle w:val="WorkflowText"/>
+        <w:keepNext/>
+      </w:pPr>
+      <w:r>
+        <w:t>↓</w:t>
+      </w:r>
+    </w:p>
+    <w:p>
+      <w:pPr>
+        <w:pStyle w:val="WorkflowText"/>
+        <w:keepNext/>
+      </w:pPr>
+      <w:r>
+        <w:t>Delete by Id from the Language's Table, with the Value 4</w:t>
+      </w:r>
+    </w:p>
+    <w:p>
+      <w:pPr>
+        <w:pStyle w:val="WorkflowText"/>
+        <w:keepNext/>
+      </w:pPr>
+      <w:r>
+        <w:t>↓</w:t>
+      </w:r>
+    </w:p>
+    <w:p>
+      <w:pPr>
+        <w:pStyle w:val="WorkflowText"/>
+        <w:keepNext/>
+      </w:pPr>
+      <w:r>
+        <w:t>Read the Count: 1, so Print Deleted contact 4</w:t>
+      </w:r>
+    </w:p>
+    <w:p>
+      <w:pPr>
+        <w:pStyle w:val="WorkflowText"/>
+        <w:keepNext/>
+      </w:pPr>
+      <w:r>
+        <w:t>↓</w:t>
+      </w:r>
+    </w:p>
+    <w:p>
+      <w:pPr>
+        <w:pStyle w:val="WorkflowText"/>
+        <w:keepNext/>
+      </w:pPr>
+      <w:r>
+        <w:t>Delete Again with the Value 99: Count 0, so Print No contact with id 99</w:t>
+      </w:r>
+    </w:p>
+    <w:p>
+      <w:pPr>
+        <w:pStyle w:val="WorkflowText"/>
+        <w:keepNext/>
+      </w:pPr>
+      <w:r>
+        <w:t>↓</w:t>
+      </w:r>
+    </w:p>
+    <w:p>
+      <w:pPr>
+        <w:pStyle w:val="WorkflowText"/>
+      </w:pPr>
+      <w:r>
+        <w:t>Read Back with Lesson 4.6's Query: Contacts 1, 2, and 3 Remain, Contact 4 Is Gone</w:t>
+      </w:r>
+    </w:p>
+    <w:p>
+      <w:pPr>
+        <w:keepNext/>
+      </w:pPr>
+    </w:p>
+    <w:p>
+      <w:pPr>
+        <w:keepNext/>
+      </w:pPr>
+    </w:p>
+    <w:p>
+      <w:pPr>
+        <w:keepNext/>
+      </w:pPr>
+    </w:p>
+    <w:p>
+      <w:pPr>
+        <w:pStyle w:val="Heading1"/>
+      </w:pPr>
+      <w:r>
+        <w:t>Shared Learning Contract</w:t>
+      </w:r>
+    </w:p>
+    <w:p>
+      <w:pPr>
+        <w:pStyle w:val="ListBullet"/>
+      </w:pPr>
+      <w:r>
+        <w:t>Project Setup's Data Reset puts each language's contacts table (contacts_c, contacts_cpp, contacts_csharp, contacts_go, contacts_python, contacts_typescript) in a known state, one reset file per language: it drops the table, creates it again with Lesson 4.4's exact definition, and inserts four contacts, so ids 1 to 4 are always Ada Lovelace, Grace Hopper, Alan Turing, and Test Contact, and only Grace Hopper's phone is NULL. Every Build and Run block runs its own language's reset file again before its progra</w:t>
+      </w:r>
+      <w:r>
+        <w:t>m.</w:t>
+      </w:r>
+    </w:p>
+    <w:p>
+      <w:pPr>
+        <w:pStyle w:val="ListBullet"/>
+      </w:pPr>
+      <w:r>
+        <w:t>Every program connects to the spa_contacts database at 127.0.0.1, port 3306, as devuser, with the password from SPA_DB_PASSWORD, using Lesson 4.2's connection with Lesson 4.7's rows-matched setting, and prints Connected to database spa_contacts.</w:t>
+      </w:r>
+    </w:p>
+    <w:p>
+      <w:pPr>
+        <w:pStyle w:val="ListBullet"/>
+      </w:pPr>
+      <w:r>
+        <w:t>Every program deletes id 4 with DELETE FROM contacts_c WHERE id = ?, with its own language's table and placeholder (C# @id, Python %s), the id passed as a parameter, and prints Deleted contact 4 (rows affected: 1); then deletes id 99 and prints No contact with id 99 (rows affected: 0). The message is chosen from the count.</w:t>
+      </w:r>
+    </w:p>
+    <w:p>
+      <w:pPr>
+        <w:pStyle w:val="ListBullet"/>
+      </w:pPr>
+      <w:r>
         <w:lastRenderedPageBreak/>
-        <w:t>Verify by reading back. After the deletes, the program runs Lesson 4.6's SELECT ... ORDER BY id and prints every contact: the deleted one is missing, and the others are unchanged. That proves the WHERE clause removed the row it was meant to, and only that row.</w:t>
-      </w:r>
-    </w:p>
-    <w:p>
-      <w:pPr>
-        <w:pStyle w:val="ListBullet"/>
-      </w:pPr>
-      <w:r>
-        <w:t>Ids are not reused. Remember, AUTO_INCREMENT numbers new rows, and a deleted row's number is not given out again (Lesson 4.4). After contact 4 is deleted, the next contact inserted gets id 5, not 4; the Workbook Exercise shows it. This is on purpose: an id may still be written somewhere else, in a log line, a saved link, or another table such as Lesson 4.11's groups, and reusing it would make those old references point at a different contact. Gaps in the ids are normal; never renumber them.</w:t>
-      </w:r>
-    </w:p>
-    <w:p>
-      <w:pPr>
-        <w:pStyle w:val="ListBullet"/>
-      </w:pPr>
-      <w:r>
-        <w:t>Every Build and Run block in this lesson starts by running its own language's reset file again, because each run deletes contact 4. Remember, the reset puts the lesson table in a known state; the Chapter 4 project keeps its own data and never resets it.</w:t>
-      </w:r>
-    </w:p>
-    <w:p>
-      <w:pPr>
-        <w:pStyle w:val="ListBullet"/>
-      </w:pPr>
-      <w:r>
-        <w:t>Remember, connect_database (connectDatabase, ConnectDatabase) is Lesson 4.2's, given the password and the database; the Production-Minded programs report failures in Lesson 2.11's style, and main adds them up as in Lesson 4.5.</w:t>
-      </w:r>
-    </w:p>
-    <w:p>
-      <w:pPr>
-        <w:keepNext/>
-      </w:pPr>
-    </w:p>
-    <w:p>
-      <w:pPr>
-        <w:keepNext/>
-      </w:pPr>
-      <w:r>
-        <w:t>The danger of a DELETE without WHERE, explained here and never run in this lesson:</w:t>
-      </w:r>
-    </w:p>
-    <w:p>
-      <w:pPr>
-        <w:keepNext/>
-      </w:pPr>
-    </w:p>
-    <w:p>
-      <w:pPr>
-        <w:pStyle w:val="RequiredOutput"/>
-      </w:pPr>
-      <w:r>
-        <w:t>DELETE FROM contacts_c</w:t>
-      </w:r>
-    </w:p>
-    <w:p>
-      <w:pPr>
-        <w:keepNext/>
-      </w:pPr>
-    </w:p>
-    <w:p>
-      <w:pPr>
-        <w:pStyle w:val="ListBullet"/>
-      </w:pPr>
-      <w:r>
-        <w:t>Without WHERE, the condition is true for every row, so this statement deletes every contact in the table. The server does not ask whether you are sure, and with autocommit there is no undo: the rows are gone the moment it runs. Lesson 4.13's transactions give a way back only while a transaction is still open.</w:t>
-      </w:r>
-    </w:p>
-    <w:p>
-      <w:pPr>
-        <w:pStyle w:val="ListBullet"/>
-      </w:pPr>
-      <w:r>
-        <w:t>It is a complete, valid statement, so nothing warns you. The usual cause is a WHERE clause lost while editing, or a statement run before its WHERE was typed. Write the WHERE clause first, check the count afterwards (a count of 3 where you expected 1 means something is wrong), and keep a backup of data you care about.</w:t>
-      </w:r>
-    </w:p>
-    <w:p>
-      <w:pPr>
-        <w:pStyle w:val="ListBullet"/>
-      </w:pPr>
-      <w:r>
-        <w:t>The mysql client has an option, --safe-updates, that refuses a DELETE or UPDATE unless its WHERE clause uses a key such as id, or it has a LIMIT, so a missing WHERE is refused instead of run. It protects only that client, not your programs.</w:t>
-      </w:r>
-    </w:p>
-    <w:p>
-      <w:pPr>
-        <w:pStyle w:val="ListBullet"/>
-      </w:pPr>
-      <w:r>
-        <w:t>A WHERE on a column that is not unique can also delete more than you meant: WHERE name = 'Ada Lovelace' deletes every contact with that name. Delete by the primary key, or by a UNIQUE column such as email (the Challenge).</w:t>
-      </w:r>
-    </w:p>
-    <w:p>
-      <w:pPr>
-        <w:pStyle w:val="ListBullet"/>
-      </w:pPr>
-      <w:r>
-        <w:t>You will also meet TRUNCATE TABLE contacts_c, which empties a table faster than a DELETE without WHERE and starts the ids at 1 again. It belongs in setup scripts, never in application code. Some applications never DELETE at all: they mark a row as deleted in an extra column and hide it from lists, so it can be restored. That design is beyond this chapter; this lesson deletes for real.</w:t>
-      </w:r>
-    </w:p>
-    <w:p>
-      <w:pPr>
-        <w:keepNext/>
-      </w:pPr>
-    </w:p>
-    <w:p>
-      <w:pPr>
-        <w:keepNext/>
-      </w:pPr>
-      <w:r>
-        <w:t>How each language sends the id:</w:t>
-      </w:r>
-    </w:p>
-    <w:p>
-      <w:pPr>
-        <w:keepNext/>
-      </w:pPr>
-    </w:p>
-    <w:p>
-      <w:pPr>
-        <w:pStyle w:val="RequiredOutput"/>
-        <w:keepNext/>
-      </w:pPr>
-      <w:r>
-        <w:t>Language    The placeholder  How the id is sent</w:t>
-      </w:r>
-    </w:p>
-    <w:p>
-      <w:pPr>
-        <w:pStyle w:val="RequiredOutput"/>
-        <w:keepNext/>
-      </w:pPr>
-      <w:r>
-        <w:t>C           ?                MYSQL_BIND, MYSQL_TYPE_LONG, &amp;id</w:t>
-      </w:r>
-    </w:p>
-    <w:p>
-      <w:pPr>
-        <w:pStyle w:val="RequiredOutput"/>
-        <w:keepNext/>
-      </w:pPr>
-      <w:r>
-        <w:t>C++         ?                remove-&gt;setInt(1, id)</w:t>
-      </w:r>
-    </w:p>
-    <w:p>
-      <w:pPr>
-        <w:pStyle w:val="RequiredOutput"/>
-        <w:keepNext/>
-      </w:pPr>
-      <w:r>
-        <w:t>C#          @id              AddWithValue("@id", id)</w:t>
-      </w:r>
-    </w:p>
-    <w:p>
-      <w:pPr>
-        <w:pStyle w:val="RequiredOutput"/>
-        <w:keepNext/>
-      </w:pPr>
-      <w:r>
-        <w:t>Go          ?                database.Exec(sql, id)</w:t>
-      </w:r>
-    </w:p>
-    <w:p>
-      <w:pPr>
-        <w:pStyle w:val="RequiredOutput"/>
-        <w:keepNext/>
-      </w:pPr>
-      <w:r>
-        <w:t>Python      %s               cursor.execute(sql, (contact_id,))</w:t>
-      </w:r>
-    </w:p>
-    <w:p>
-      <w:pPr>
-        <w:pStyle w:val="RequiredOutput"/>
-      </w:pPr>
-      <w:r>
-        <w:t>TypeScript  ?                connection.execute(sql, [id])</w:t>
-      </w:r>
-    </w:p>
-    <w:p>
-      <w:pPr>
-        <w:keepNext/>
-      </w:pPr>
-    </w:p>
-    <w:p>
-      <w:pPr>
-        <w:keepNext/>
-      </w:pPr>
-      <w:r>
-        <w:t>How each language reads the count:</w:t>
-      </w:r>
-    </w:p>
-    <w:p>
-      <w:pPr>
-        <w:keepNext/>
-      </w:pPr>
-    </w:p>
-    <w:p>
-      <w:pPr>
-        <w:pStyle w:val="RequiredOutput"/>
-        <w:keepNext/>
-      </w:pPr>
-      <w:r>
-        <w:t>Language    The number of rows the DELETE removed</w:t>
-      </w:r>
-    </w:p>
-    <w:p>
-      <w:pPr>
-        <w:pStyle w:val="RequiredOutput"/>
-        <w:keepNext/>
-      </w:pPr>
-      <w:r>
-        <w:t>C           mysql_stmt_affected_rows(statement)</w:t>
-      </w:r>
-    </w:p>
-    <w:p>
-      <w:pPr>
-        <w:pStyle w:val="RequiredOutput"/>
-        <w:keepNext/>
-      </w:pPr>
-      <w:r>
-        <w:t>C++         the int that executeUpdate() returns</w:t>
-      </w:r>
-    </w:p>
-    <w:p>
-      <w:pPr>
-        <w:pStyle w:val="RequiredOutput"/>
-        <w:keepNext/>
-      </w:pPr>
-      <w:r>
-        <w:t>C#          the int that ExecuteNonQuery() returns</w:t>
-      </w:r>
-    </w:p>
-    <w:p>
-      <w:pPr>
-        <w:pStyle w:val="RequiredOutput"/>
-        <w:keepNext/>
-      </w:pPr>
-      <w:r>
-        <w:t>Go          outcome.RowsAffected(), an int64, with an error value</w:t>
-      </w:r>
-    </w:p>
-    <w:p>
-      <w:pPr>
-        <w:pStyle w:val="RequiredOutput"/>
-        <w:keepNext/>
-      </w:pPr>
-      <w:r>
-        <w:t>Python      cursor.rowcount</w:t>
-      </w:r>
-    </w:p>
-    <w:p>
-      <w:pPr>
-        <w:pStyle w:val="RequiredOutput"/>
-      </w:pPr>
-      <w:r>
-        <w:t>TypeScript  answer[0].affectedRows</w:t>
-      </w:r>
-    </w:p>
-    <w:p>
-      <w:pPr>
-        <w:keepNext/>
-      </w:pPr>
-    </w:p>
-    <w:p>
-      <w:pPr>
-        <w:keepNext/>
-      </w:pPr>
-      <w:r>
-        <w:t>How each connection asks for Lesson 4.7's rows-matched count, repeated here:</w:t>
-      </w:r>
-    </w:p>
-    <w:p>
-      <w:pPr>
-        <w:keepNext/>
-      </w:pPr>
-    </w:p>
-    <w:p>
-      <w:pPr>
-        <w:pStyle w:val="RequiredOutput"/>
-        <w:keepNext/>
-      </w:pPr>
-      <w:r>
-        <w:t>Language    The rows-matched setting</w:t>
-      </w:r>
-    </w:p>
-    <w:p>
-      <w:pPr>
-        <w:pStyle w:val="RequiredOutput"/>
-        <w:keepNext/>
-      </w:pPr>
-      <w:r>
-        <w:t>C           CLIENT_FOUND_ROWS, mysql_real_connect's last argument</w:t>
-      </w:r>
-    </w:p>
-    <w:p>
-      <w:pPr>
-        <w:pStyle w:val="RequiredOutput"/>
-        <w:keepNext/>
-      </w:pPr>
-      <w:r>
-        <w:t>C++         options["CLIENT_FOUND_ROWS"] = true</w:t>
-      </w:r>
-    </w:p>
-    <w:p>
-      <w:pPr>
-        <w:pStyle w:val="RequiredOutput"/>
-        <w:keepNext/>
-      </w:pPr>
-      <w:r>
-        <w:t>C#          settings.UseAffectedRows = false</w:t>
-      </w:r>
-    </w:p>
-    <w:p>
-      <w:pPr>
-        <w:pStyle w:val="RequiredOutput"/>
-        <w:keepNext/>
-      </w:pPr>
-      <w:r>
-        <w:t>Go          config.ClientFoundRows = true</w:t>
-      </w:r>
-    </w:p>
-    <w:p>
-      <w:pPr>
-        <w:pStyle w:val="RequiredOutput"/>
-        <w:keepNext/>
-      </w:pPr>
-      <w:r>
-        <w:t>Python      client_flags=[ClientFlag.FOUND_ROWS]</w:t>
-      </w:r>
-    </w:p>
-    <w:p>
-      <w:pPr>
-        <w:pStyle w:val="RequiredOutput"/>
-      </w:pPr>
-      <w:r>
-        <w:t>TypeScript  flags: ["FOUND_ROWS"]</w:t>
-      </w:r>
-    </w:p>
-    <w:p>
-      <w:pPr>
-        <w:keepNext/>
-      </w:pPr>
-    </w:p>
-    <w:p>
-      <w:pPr>
-        <w:keepNext/>
-      </w:pPr>
-    </w:p>
-    <w:p>
-      <w:pPr>
-        <w:keepNext/>
-      </w:pPr>
-    </w:p>
-    <w:p>
-      <w:pPr>
-        <w:pStyle w:val="Heading1"/>
-      </w:pPr>
-      <w:r>
-        <w:t>Workflows</w:t>
-      </w:r>
-    </w:p>
-    <w:p>
-      <w:pPr>
-        <w:pStyle w:val="WorkflowText"/>
-        <w:keepNext/>
-      </w:pPr>
-      <w:r>
-        <w:t>Setup: Reset the Language's Table to Four Known Rows (Contact 4 Is the Test Contact)</w:t>
-      </w:r>
-    </w:p>
-    <w:p>
-      <w:pPr>
-        <w:pStyle w:val="WorkflowText"/>
-        <w:keepNext/>
-      </w:pPr>
-      <w:r>
-        <w:t>↓</w:t>
-      </w:r>
-    </w:p>
-    <w:p>
-      <w:pPr>
-        <w:pStyle w:val="WorkflowText"/>
-        <w:keepNext/>
-      </w:pPr>
-      <w:r>
-        <w:t>Connect to spa_contacts as devuser (Lesson 4.2, Rows Matched as in Lesson 4.7)</w:t>
-      </w:r>
-    </w:p>
-    <w:p>
-      <w:pPr>
-        <w:pStyle w:val="WorkflowText"/>
-        <w:keepNext/>
-      </w:pPr>
-      <w:r>
-        <w:t>↓</w:t>
-      </w:r>
-    </w:p>
-    <w:p>
-      <w:pPr>
-        <w:pStyle w:val="WorkflowText"/>
-        <w:keepNext/>
-      </w:pPr>
-      <w:r>
-        <w:t>Delete by Id from the Language's Table, with the Value 4</w:t>
-      </w:r>
-    </w:p>
-    <w:p>
-      <w:pPr>
-        <w:pStyle w:val="WorkflowText"/>
-        <w:keepNext/>
-      </w:pPr>
-      <w:r>
-        <w:t>↓</w:t>
-      </w:r>
-    </w:p>
-    <w:p>
-      <w:pPr>
-        <w:pStyle w:val="WorkflowText"/>
-        <w:keepNext/>
-      </w:pPr>
-      <w:r>
-        <w:t>Read the Count: 1, so Print Deleted contact 4</w:t>
-      </w:r>
-    </w:p>
-    <w:p>
-      <w:pPr>
-        <w:pStyle w:val="WorkflowText"/>
-        <w:keepNext/>
-      </w:pPr>
-      <w:r>
-        <w:t>↓</w:t>
-      </w:r>
-    </w:p>
-    <w:p>
-      <w:pPr>
-        <w:pStyle w:val="WorkflowText"/>
-        <w:keepNext/>
-      </w:pPr>
-      <w:r>
-        <w:t>Delete Again with the Value 99: Count 0, so Print No contact with id 99</w:t>
-      </w:r>
-    </w:p>
-    <w:p>
-      <w:pPr>
-        <w:pStyle w:val="WorkflowText"/>
-        <w:keepNext/>
-      </w:pPr>
-      <w:r>
-        <w:t>↓</w:t>
-      </w:r>
-    </w:p>
-    <w:p>
-      <w:pPr>
-        <w:pStyle w:val="WorkflowText"/>
-      </w:pPr>
-      <w:r>
-        <w:t>Read Back with Lesson 4.6's Query: Contacts 1, 2, and 3 Remain, Contact 4 Is Gone</w:t>
-      </w:r>
-    </w:p>
-    <w:p>
-      <w:pPr>
-        <w:keepNext/>
-      </w:pPr>
-    </w:p>
-    <w:p>
-      <w:pPr>
-        <w:keepNext/>
-      </w:pPr>
-    </w:p>
-    <w:p>
-      <w:pPr>
-        <w:keepNext/>
-      </w:pPr>
-    </w:p>
-    <w:p>
-      <w:pPr>
-        <w:pStyle w:val="Heading1"/>
-      </w:pPr>
-      <w:r>
-        <w:t>Shared Learning Contract</w:t>
-      </w:r>
-    </w:p>
-    <w:p>
-      <w:pPr>
-        <w:pStyle w:val="ListBullet"/>
-      </w:pPr>
-      <w:r>
-        <w:t>Project Setup's Data Reset puts each language's contacts table (contacts_c, contacts_cpp, contacts_csharp, contacts_go, contacts_python, contacts_typescript) in a known state, one reset file per language: it drops the table, creates it again with Lesson 4.4's exact definition, and inserts four contacts, so ids 1 to 4 are always Ada Lovelace, Grace Hopper, Alan Turing, and Test Contact, and only Grace Hopper's phone is NULL. Every Build and Run block runs its own language's reset file again before its progra</w:t>
-      </w:r>
-      <w:r>
-        <w:t>m.</w:t>
-      </w:r>
-    </w:p>
-    <w:p>
-      <w:pPr>
-        <w:pStyle w:val="ListBullet"/>
-      </w:pPr>
-      <w:r>
-        <w:t>Every program connects to the spa_contacts database at 127.0.0.1, port 3306, as devuser, with the password from SPA_DB_PASSWORD, using Lesson 4.2's connection with Lesson 4.7's rows-matched setting, and prints Connected to database spa_contacts.</w:t>
-      </w:r>
-    </w:p>
-    <w:p>
-      <w:pPr>
-        <w:pStyle w:val="ListBullet"/>
-      </w:pPr>
-      <w:r>
-        <w:t>Every program deletes id 4 with DELETE FROM contacts_c WHERE id = ?, with its own language's table and placeholder (C# @id, Python %s), the id passed as a parameter, and prints Deleted contact 4 (rows affected: 1); then deletes id 99 and prints No contact with id 99 (rows affected: 0). The message is chosen from the count.</w:t>
-      </w:r>
-    </w:p>
-    <w:p>
-      <w:pPr>
-        <w:pStyle w:val="ListBullet"/>
-      </w:pPr>
-      <w:r>
         <w:t>Every program then reads the table back with Lesson 4.6's query, Contact record, and (no phone) placeholder: contacts 1, 2, and 3, in id order.</w:t>
       </w:r>
     </w:p>
@@ -1038,7 +1039,11 @@
         <w:t>&lt;&lt;&lt;your $env:USERNAME&gt;&gt;&gt;</w:t>
       </w:r>
       <w:r>
-        <w:t>\spa, which PowerShell writes as $HOME\spa. Each folder below is a full path that starts with $HOME\spa, so the commands make the same folders from any folder you are in, and lesson-4.8 sits beside the earlier lessons. Set-Location then moves into the lesson folder, where the rest of the lesson runs.</w:t>
+        <w:t xml:space="preserve">\spa, which PowerShell writes as $HOME\spa. Each folder below is a full path that starts with $HOME\spa, so the commands make the same </w:t>
+      </w:r>
+      <w:r>
+        <w:lastRenderedPageBreak/>
+        <w:t>folders from any folder you are in, and lesson-4.8 sits beside the earlier lessons. Set-Location then moves into the lesson folder, where the rest of the lesson runs.</w:t>
       </w:r>
     </w:p>
     <w:p>
@@ -1418,6 +1423,7 @@
         <w:pStyle w:val="SourceCode"/>
       </w:pPr>
       <w:r>
+        <w:lastRenderedPageBreak/>
         <w:t xml:space="preserve">    "outDir": "dist",</w:t>
       </w:r>
     </w:p>
@@ -4036,7 +4042,7 @@
     </w:p>
     <w:p>
       <w:r>
-        <w:t>Remember, C uses MySQL's C API, with libmysql.dll and its two OpenSSL DLLs next to the program (Lesson 4.0), and a statement with placeholders is a MYSQL_STMT: prepare, bind_param, execute (Lesson 4.5). New here: the id is a number, so its MYSQL_BIND is MYSQL_TYPE_LONG and points at the int itself.</w:t>
+        <w:t>Remember, C uses MySQL's C API, with libmysql.dll and its two OpenSSL DLLs next to the program (Lesson 4.0), and a statement with placeholders is a MYSQL_STMT: prepare, bind_param, execute (Lesson 4.5). The id is a number, so its MYSQL_BIND is MYSQL_TYPE_LONG and points at the int itself, as Lesson 4.7's id was.</w:t>
       </w:r>
     </w:p>
     <w:p>
@@ -4337,31 +4343,31 @@
         <w:pStyle w:val="SourceCode"/>
       </w:pPr>
       <w:r>
-        <w:t xml:space="preserve">    // The id is a whole number, not text, so its MYSQL_BIND says</w:t>
-      </w:r>
-    </w:p>
-    <w:p>
-      <w:pPr>
-        <w:pStyle w:val="SourceCode"/>
-      </w:pPr>
-      <w:r>
-        <w:t xml:space="preserve">    // MYSQL_TYPE_LONG, MySQL's name for a 4-byte int, and buffer holds</w:t>
-      </w:r>
-    </w:p>
-    <w:p>
-      <w:pPr>
-        <w:pStyle w:val="SourceCode"/>
-      </w:pPr>
-      <w:r>
-        <w:t xml:space="preserve">    // the address of the int itself. A number has a fixed size, so it</w:t>
-      </w:r>
-    </w:p>
-    <w:p>
-      <w:pPr>
-        <w:pStyle w:val="SourceCode"/>
-      </w:pPr>
-      <w:r>
-        <w:t xml:space="preserve">    // needs no buffer_length. Remember, memset starts every field at 0.</w:t>
+        <w:t xml:space="preserve">    // Remember, an int parameter is MYSQL_TYPE_LONG, MySQL's 4-byte int,</w:t>
+      </w:r>
+    </w:p>
+    <w:p>
+      <w:pPr>
+        <w:pStyle w:val="SourceCode"/>
+      </w:pPr>
+      <w:r>
+        <w:t xml:space="preserve">    // with buffer pointing at the int itself (Lesson 4.7). The id is a</w:t>
+      </w:r>
+    </w:p>
+    <w:p>
+      <w:pPr>
+        <w:pStyle w:val="SourceCode"/>
+      </w:pPr>
+      <w:r>
+        <w:t xml:space="preserve">    // whole number, and a number's fixed size needs no buffer_length.</w:t>
+      </w:r>
+    </w:p>
+    <w:p>
+      <w:pPr>
+        <w:pStyle w:val="SourceCode"/>
+      </w:pPr>
+      <w:r>
+        <w:t xml:space="preserve">    // Remember, memset starts every field at 0.</w:t>
       </w:r>
     </w:p>
     <w:p>
@@ -7206,7 +7212,7 @@
         <w:pStyle w:val="ListBullet"/>
       </w:pPr>
       <w:r>
-        <w:t>MYSQL_TYPE_LONG is MySQL's name for a 4-byte whole number; the matching C type is int, not long, despite the name. buffer holds &amp;id, the address of the int, and buffer_length stays 0, because a number's size is fixed by its type.</w:t>
+        <w:t>Remember, MYSQL_TYPE_LONG is MySQL's name for a 4-byte whole number (Lesson 4.7); the matching C type is int, not long, despite the name. buffer holds &amp;id, the address of the int, and buffer_length stays 0, because a number's size is fixed by its type.</w:t>
       </w:r>
     </w:p>
     <w:p>
@@ -7279,7 +7285,7 @@
     </w:p>
     <w:p>
       <w:r>
-        <w:t>Remember, C++ uses MySQL Connector/C++ and builds with Visual C++ on Windows (Lesson 4.0); prepareStatement sends the SQL with its ? and setString fills a placeholder (Lesson 4.5). New here: setInt fills a placeholder with a whole number, and executeUpdate's return value is the count.</w:t>
+        <w:t>Remember, C++ uses MySQL Connector/C++ and builds with Visual C++ on Windows (Lesson 4.0); prepareStatement sends the SQL with its ? and setString fills a placeholder (Lesson 4.5). As in Lesson 4.7, setInt fills a placeholder with a whole number, and executeUpdate's return value is the count.</w:t>
       </w:r>
     </w:p>
     <w:p>
@@ -7535,31 +7541,31 @@
         <w:pStyle w:val="SourceCode"/>
       </w:pPr>
       <w:r>
-        <w:t xml:space="preserve">    // Remember, prepareStatement sends the SQL with its ? first, then</w:t>
-      </w:r>
-    </w:p>
-    <w:p>
-      <w:pPr>
-        <w:pStyle w:val="SourceCode"/>
-      </w:pPr>
-      <w:r>
-        <w:t xml:space="preserve">    // the values, so a value can never change the statement (Lesson</w:t>
-      </w:r>
-    </w:p>
-    <w:p>
-      <w:pPr>
-        <w:pStyle w:val="SourceCode"/>
-      </w:pPr>
-      <w:r>
-        <w:t xml:space="preserve">    // 4.5). setInt gives placeholder 1 a whole number, as setString gave</w:t>
-      </w:r>
-    </w:p>
-    <w:p>
-      <w:pPr>
-        <w:pStyle w:val="SourceCode"/>
-      </w:pPr>
-      <w:r>
-        <w:t xml:space="preserve">    // text.</w:t>
+        <w:t xml:space="preserve">    // Remember, prepareStatement sends the SQL first, then the values, so a</w:t>
+      </w:r>
+    </w:p>
+    <w:p>
+      <w:pPr>
+        <w:pStyle w:val="SourceCode"/>
+      </w:pPr>
+      <w:r>
+        <w:t xml:space="preserve">    // value can never change it (Lesson 4.5); setInt gives placeholder 1 a</w:t>
+      </w:r>
+    </w:p>
+    <w:p>
+      <w:pPr>
+        <w:pStyle w:val="SourceCode"/>
+      </w:pPr>
+      <w:r>
+        <w:t xml:space="preserve">    // whole number. The statement is named remove: delete is a C++ keyword,</w:t>
+      </w:r>
+    </w:p>
+    <w:p>
+      <w:pPr>
+        <w:pStyle w:val="SourceCode"/>
+      </w:pPr>
+      <w:r>
+        <w:t xml:space="preserve">    // and a keyword cannot name a variable.</w:t>
       </w:r>
     </w:p>
     <w:p>
@@ -10279,7 +10285,7 @@
     </w:p>
     <w:p>
       <w:r>
-        <w:t>Remember, C# uses the MySqlConnector package, pinned in each .csproj (Lesson 4.0); its placeholders have names such as @id, and AddWithValue gives each one its value (Lesson 4.5). New here: ExecuteNonQuery's return value is the count.</w:t>
+        <w:t>Remember, C# uses the MySqlConnector package, pinned in each .csproj (Lesson 4.0); its placeholders have names such as @id, and AddWithValue gives each one its value (Lesson 4.5). As in Lesson 4.7, ExecuteNonQuery's return value is the count.</w:t>
       </w:r>
     </w:p>
     <w:p>
@@ -10604,15 +10610,15 @@
         <w:pStyle w:val="SourceCode"/>
       </w:pPr>
       <w:r>
-        <w:t xml:space="preserve">        // which travels apart from the SQL (Lesson 4.5); here the value</w:t>
-      </w:r>
-    </w:p>
-    <w:p>
-      <w:pPr>
-        <w:pStyle w:val="SourceCode"/>
-      </w:pPr>
-      <w:r>
-        <w:t xml:space="preserve">        // is an int, a whole number.</w:t>
+        <w:t xml:space="preserve">        // which the connector writes into the SQL safely (Lesson 4.5);</w:t>
+      </w:r>
+    </w:p>
+    <w:p>
+      <w:pPr>
+        <w:pStyle w:val="SourceCode"/>
+      </w:pPr>
+      <w:r>
+        <w:t xml:space="preserve">        // here the value is an int, a whole number.</w:t>
       </w:r>
     </w:p>
     <w:p>
@@ -13536,7 +13542,7 @@
     </w:p>
     <w:p>
       <w:r>
-        <w:t>Remember, Go uses database/sql with the github.com/go-sql-driver/mysql driver (Lesson 4.0); Exec takes the values after the SQL and returns a description of what changed (Lesson 4.5). New here: RowsAffected reads the count from that description.</w:t>
+        <w:t>Remember, Go uses database/sql with the github.com/go-sql-driver/mysql driver (Lesson 4.0); Exec takes the values after the SQL and returns a description of what changed (Lesson 4.5). As in Lesson 4.7, RowsAffected reads the count from that description.</w:t>
       </w:r>
     </w:p>
     <w:p>
@@ -14973,7 +14979,7 @@
         <w:pStyle w:val="SourceCode"/>
       </w:pPr>
       <w:r>
-        <w:t>// The query: every contact, in id order.</w:t>
+        <w:t>// The query: every contact, in id order. Remember, + joins text.</w:t>
       </w:r>
     </w:p>
     <w:p>
@@ -16637,7 +16643,7 @@
     </w:p>
     <w:p>
       <w:r>
-        <w:t>Remember, Python uses mysql-connector-python in .\python\.venv (Lesson 4.0); its placeholder is %s, and the values go in a tuple (Lesson 4.5). New here: cursor.rowcount is the count, and a tuple of one value needs a comma: (contact_id,).</w:t>
+        <w:t>Remember, Python uses mysql-connector-python in .\python\.venv (Lesson 4.0); its placeholder is %s, and the values go in a tuple (Lesson 4.5). As in Lesson 4.7, cursor.rowcount is the count. The id is the only value, and a tuple of one value needs a comma: (contact_id,).</w:t>
       </w:r>
     </w:p>
     <w:p>
@@ -17237,15 +17243,15 @@
         <w:pStyle w:val="SourceCode"/>
       </w:pPr>
       <w:r>
-        <w:t xml:space="preserve">    # query and loop: ORDER BY id fixes the order, a NULL phone arrives as</w:t>
-      </w:r>
-    </w:p>
-    <w:p>
-      <w:pPr>
-        <w:pStyle w:val="SourceCode"/>
-      </w:pPr>
-      <w:r>
-        <w:t xml:space="preserve">    # None, and close releases the cursor.</w:t>
+        <w:t xml:space="preserve">    # query and loop: ORDER BY id fixes the order, NULL arrives as None,</w:t>
+      </w:r>
+    </w:p>
+    <w:p>
+      <w:pPr>
+        <w:pStyle w:val="SourceCode"/>
+      </w:pPr>
+      <w:r>
+        <w:t xml:space="preserve">    # close releases the cursor, and side-by-side literals join into one.</w:t>
       </w:r>
     </w:p>
     <w:p>
@@ -19211,7 +19217,7 @@
     </w:p>
     <w:p>
       <w:r>
-        <w:t>Remember, TypeScript uses mysql2/promise and awaits every call (Lesson 4.0); execute sends the SQL with its ? and the values in an array, and answer[0] is a ResultSetHeader for a statement that changes rows (Lesson 4.5). New here: its affectedRows is the count.</w:t>
+        <w:t>Remember, TypeScript uses mysql2/promise and awaits every call (Lesson 4.0); execute sends the SQL with its ? and the values in an array, and answer[0] is a ResultSetHeader for a statement that changes rows (Lesson 4.5). As in Lesson 4.7, its affectedRows is the count.</w:t>
       </w:r>
     </w:p>
     <w:p>
@@ -24146,31 +24152,31 @@
       </w:rPr>
     </w:lvl>
   </w:abstractNum>
-  <w:num w:numId="1" w16cid:durableId="603735040">
+  <w:num w:numId="1" w16cid:durableId="1753039071">
     <w:abstractNumId w:val="8"/>
   </w:num>
-  <w:num w:numId="2" w16cid:durableId="1406874449">
+  <w:num w:numId="2" w16cid:durableId="194462720">
     <w:abstractNumId w:val="6"/>
   </w:num>
-  <w:num w:numId="3" w16cid:durableId="1524322035">
+  <w:num w:numId="3" w16cid:durableId="1092698556">
     <w:abstractNumId w:val="5"/>
   </w:num>
-  <w:num w:numId="4" w16cid:durableId="1290622588">
+  <w:num w:numId="4" w16cid:durableId="35591690">
     <w:abstractNumId w:val="4"/>
   </w:num>
-  <w:num w:numId="5" w16cid:durableId="1719627891">
+  <w:num w:numId="5" w16cid:durableId="849028731">
     <w:abstractNumId w:val="7"/>
   </w:num>
-  <w:num w:numId="6" w16cid:durableId="330179590">
+  <w:num w:numId="6" w16cid:durableId="821846517">
     <w:abstractNumId w:val="3"/>
   </w:num>
-  <w:num w:numId="7" w16cid:durableId="1002006481">
+  <w:num w:numId="7" w16cid:durableId="633288839">
     <w:abstractNumId w:val="2"/>
   </w:num>
-  <w:num w:numId="8" w16cid:durableId="465318902">
+  <w:num w:numId="8" w16cid:durableId="1206258806">
     <w:abstractNumId w:val="1"/>
   </w:num>
-  <w:num w:numId="9" w16cid:durableId="439839071">
+  <w:num w:numId="9" w16cid:durableId="1583219684">
     <w:abstractNumId w:val="0"/>
   </w:num>
 </w:numbering>
